--- a/Exc4/ADR.docx
+++ b/Exc4/ADR.docx
@@ -125,27 +125,7 @@
           <w:szCs w:val="26"/>
           <w:lang w:val="ru-RU"/>
         </w:rPr>
-        <w:t>2</w:t>
-      </w:r>
-      <w:r>
-        <w:rPr>
-          <w:b/>
-          <w:color w:val="000000"/>
-          <w:sz w:val="26"/>
-          <w:szCs w:val="26"/>
-          <w:lang w:val="ru-RU"/>
-        </w:rPr>
-        <w:t>4</w:t>
-      </w:r>
-      <w:r>
-        <w:rPr>
-          <w:b/>
-          <w:color w:val="000000"/>
-          <w:sz w:val="26"/>
-          <w:szCs w:val="26"/>
-          <w:lang w:val="ru-RU"/>
-        </w:rPr>
-        <w:t>.01.2025</w:t>
+        <w:t>24.01.2025</w:t>
       </w:r>
     </w:p>
     <w:p>
@@ -261,16 +241,7 @@
           <w:sz w:val="26"/>
           <w:szCs w:val="26"/>
         </w:rPr>
-        <w:t>Ф</w:t>
-      </w:r>
-      <w:r>
-        <w:rPr>
-          <w:b/>
-          <w:color w:val="000000"/>
-          <w:sz w:val="26"/>
-          <w:szCs w:val="26"/>
-        </w:rPr>
-        <w:t>ункциональные требования</w:t>
+        <w:t>Функциональные требования</w:t>
       </w:r>
     </w:p>
     <w:tbl>
@@ -640,19 +611,7 @@
               <w:rPr>
                 <w:lang w:val="ru-RU"/>
               </w:rPr>
-              <w:t xml:space="preserve">Банк, партнерский колл-центр, хранилище файлов </w:t>
-            </w:r>
-            <w:r>
-              <w:rPr>
-                <w:lang w:val="en-US"/>
-              </w:rPr>
-              <w:t>S</w:t>
-            </w:r>
-            <w:r>
-              <w:rPr>
-                <w:lang w:val="ru-RU"/>
-              </w:rPr>
-              <w:t>3</w:t>
+              <w:t>Банк, партнерский колл-центр</w:t>
             </w:r>
           </w:p>
         </w:tc>
@@ -747,25 +706,19 @@
               <w:rPr>
                 <w:lang w:val="ru-RU"/>
               </w:rPr>
-              <w:t xml:space="preserve">Микросервис по передаче изменений о депозитах подписывается на изменения и передает изменения в файлы </w:t>
-            </w:r>
-            <w:r>
-              <w:rPr>
-                <w:lang w:val="en-US"/>
-              </w:rPr>
-              <w:t>S</w:t>
-            </w:r>
-            <w:r>
-              <w:rPr>
-                <w:lang w:val="ru-RU"/>
-              </w:rPr>
-              <w:t>3-</w:t>
-            </w:r>
-            <w:r>
-              <w:rPr>
-                <w:lang w:val="ru-RU"/>
-              </w:rPr>
-              <w:t>хранилища;</w:t>
+              <w:t xml:space="preserve">Микросервис по передаче изменений о депозитах подписывается на изменения и передает изменения </w:t>
+            </w:r>
+            <w:r>
+              <w:rPr>
+                <w:lang w:val="ru-RU"/>
+              </w:rPr>
+              <w:t>на файловых сервер</w:t>
+            </w:r>
+            <w:r>
+              <w:rPr>
+                <w:lang w:val="ru-RU"/>
+              </w:rPr>
+              <w:t>;</w:t>
             </w:r>
           </w:p>
           <w:p>
@@ -783,25 +736,19 @@
               <w:rPr>
                 <w:lang w:val="ru-RU"/>
               </w:rPr>
-              <w:t xml:space="preserve">Партнерский колл-центр работает с файлами </w:t>
-            </w:r>
-            <w:r>
-              <w:rPr>
-                <w:lang w:val="en-US"/>
-              </w:rPr>
-              <w:t>S</w:t>
-            </w:r>
-            <w:r>
-              <w:rPr>
-                <w:lang w:val="ru-RU"/>
-              </w:rPr>
-              <w:t>3-</w:t>
-            </w:r>
-            <w:r>
-              <w:rPr>
-                <w:lang w:val="ru-RU"/>
-              </w:rPr>
-              <w:t>хранилища и получает информацию об изменения в депозитах.</w:t>
+              <w:t xml:space="preserve">Партнерский колл-центр работает с </w:t>
+            </w:r>
+            <w:r>
+              <w:rPr>
+                <w:lang w:val="ru-RU"/>
+              </w:rPr>
+              <w:t xml:space="preserve">файловым сервером </w:t>
+            </w:r>
+            <w:r>
+              <w:rPr>
+                <w:lang w:val="ru-RU"/>
+              </w:rPr>
+              <w:t>и получает информацию об изменения в депозитах.</w:t>
             </w:r>
           </w:p>
         </w:tc>
@@ -879,7 +826,6 @@
               <w:rPr>
                 <w:b/>
               </w:rPr>
-              <w:lastRenderedPageBreak/>
               <w:t>№</w:t>
             </w:r>
           </w:p>
@@ -940,6 +886,7 @@
               <w:rPr>
                 <w:lang w:val="ru-RU"/>
               </w:rPr>
+              <w:lastRenderedPageBreak/>
               <w:t>1</w:t>
             </w:r>
           </w:p>
@@ -970,31 +917,7 @@
               <w:rPr>
                 <w:lang w:val="ru-RU"/>
               </w:rPr>
-              <w:t xml:space="preserve">Для </w:t>
-            </w:r>
-            <w:r>
-              <w:rPr>
-                <w:lang w:val="ru-RU"/>
-              </w:rPr>
-              <w:t>сотрудник</w:t>
-            </w:r>
-            <w:r>
-              <w:rPr>
-                <w:lang w:val="ru-RU"/>
-              </w:rPr>
-              <w:t>ов</w:t>
-            </w:r>
-            <w:r>
-              <w:rPr>
-                <w:lang w:val="ru-RU"/>
-              </w:rPr>
-              <w:t xml:space="preserve"> колл-центра</w:t>
-            </w:r>
-            <w:r>
-              <w:rPr>
-                <w:lang w:val="ru-RU"/>
-              </w:rPr>
-              <w:t xml:space="preserve"> необходимо предоставить информацию о доступных депозитах </w:t>
+              <w:t xml:space="preserve">Для сотрудников колл-центра необходимо предоставить информацию о доступных депозитах </w:t>
             </w:r>
           </w:p>
         </w:tc>
@@ -1165,13 +1088,7 @@
         <w:rPr>
           <w:lang w:val="ru-RU"/>
         </w:rPr>
-        <w:t>На диаграмме ниже схематично показан процесс работы с депозитными ставками в колл-центрах</w:t>
-      </w:r>
-      <w:r>
-        <w:rPr>
-          <w:lang w:val="ru-RU"/>
-        </w:rPr>
-        <w:t>.</w:t>
+        <w:t>На диаграмме ниже схематично показан процесс работы с депозитными ставками в колл-центрах.</w:t>
       </w:r>
     </w:p>
     <w:p>
@@ -1184,12 +1101,16 @@
     <w:p>
       <w:pPr>
         <w:keepNext/>
+        <w:jc w:val="center"/>
+        <w:rPr>
+          <w:lang w:val="ru-RU"/>
+        </w:rPr>
       </w:pPr>
       <w:r>
         <w:drawing>
-          <wp:inline distT="0" distB="0" distL="0" distR="0" wp14:anchorId="12FEA86E" wp14:editId="4E902FDE">
-            <wp:extent cx="4295775" cy="4238625"/>
-            <wp:effectExtent l="0" t="0" r="9525" b="9525"/>
+          <wp:inline distT="0" distB="0" distL="0" distR="0" wp14:anchorId="439DE043" wp14:editId="1AB1424F">
+            <wp:extent cx="4648200" cy="2647950"/>
+            <wp:effectExtent l="0" t="0" r="0" b="0"/>
             <wp:docPr id="1" name="Picture 1"/>
             <wp:cNvGraphicFramePr>
               <a:graphicFrameLocks xmlns:a="http://schemas.openxmlformats.org/drawingml/2006/main" noChangeAspect="1"/>
@@ -1210,7 +1131,7 @@
                   <pic:spPr>
                     <a:xfrm>
                       <a:off x="0" y="0"/>
-                      <a:ext cx="4295775" cy="4238625"/>
+                      <a:ext cx="4648200" cy="2647950"/>
                     </a:xfrm>
                     <a:prstGeom prst="rect">
                       <a:avLst/>
@@ -1240,14 +1161,27 @@
       <w:r>
         <w:t xml:space="preserve"> </w:t>
       </w:r>
-      <w:fldSimple w:instr=" SEQ Рисунок \* ARABIC ">
-        <w:r>
-          <w:rPr>
-            <w:noProof/>
-          </w:rPr>
-          <w:t>1</w:t>
-        </w:r>
-      </w:fldSimple>
+      <w:r>
+        <w:fldChar w:fldCharType="begin"/>
+      </w:r>
+      <w:r>
+        <w:instrText xml:space="preserve"> SEQ Рисунок \* ARABIC </w:instrText>
+      </w:r>
+      <w:r>
+        <w:fldChar w:fldCharType="separate"/>
+      </w:r>
+      <w:r>
+        <w:rPr>
+          <w:noProof/>
+        </w:rPr>
+        <w:t>1</w:t>
+      </w:r>
+      <w:r>
+        <w:rPr>
+          <w:noProof/>
+        </w:rPr>
+        <w:fldChar w:fldCharType="end"/>
+      </w:r>
       <w:r>
         <w:rPr>
           <w:lang w:val="ru-RU"/>
@@ -1258,27 +1192,22 @@
         <w:rPr>
           <w:lang w:val="ru-RU"/>
         </w:rPr>
-        <w:t>Диаграмма контекста</w:t>
-      </w:r>
-      <w:r>
-        <w:rPr>
-          <w:lang w:val="ru-RU"/>
-        </w:rPr>
-        <w:t xml:space="preserve"> работы с депозитными ставками в колл-центрах</w:t>
+        <w:t>Диаграмма контекста работы с депозитными ставками в колл-центрах</w:t>
       </w:r>
     </w:p>
     <w:p>
       <w:pPr>
         <w:keepNext/>
         <w:spacing w:before="240" w:after="240"/>
+        <w:jc w:val="center"/>
       </w:pPr>
       <w:r>
         <w:lastRenderedPageBreak/>
         <w:drawing>
-          <wp:inline distT="0" distB="0" distL="0" distR="0" wp14:anchorId="7A9DCFD9" wp14:editId="0CDEBDE7">
-            <wp:extent cx="5733415" cy="5272405"/>
-            <wp:effectExtent l="0" t="0" r="635" b="4445"/>
-            <wp:docPr id="2" name="Picture 2"/>
+          <wp:inline distT="0" distB="0" distL="0" distR="0" wp14:anchorId="0C18905E" wp14:editId="63A97E3B">
+            <wp:extent cx="5733415" cy="5741035"/>
+            <wp:effectExtent l="0" t="0" r="635" b="0"/>
+            <wp:docPr id="3" name="Picture 3"/>
             <wp:cNvGraphicFramePr>
               <a:graphicFrameLocks xmlns:a="http://schemas.openxmlformats.org/drawingml/2006/main" noChangeAspect="1"/>
             </wp:cNvGraphicFramePr>
@@ -1298,7 +1227,7 @@
                   <pic:spPr>
                     <a:xfrm>
                       <a:off x="0" y="0"/>
-                      <a:ext cx="5733415" cy="5272405"/>
+                      <a:ext cx="5733415" cy="5741035"/>
                     </a:xfrm>
                     <a:prstGeom prst="rect">
                       <a:avLst/>
@@ -1331,14 +1260,27 @@
       <w:r>
         <w:t xml:space="preserve"> </w:t>
       </w:r>
-      <w:fldSimple w:instr=" SEQ Рисунок \* ARABIC ">
-        <w:r>
-          <w:rPr>
-            <w:noProof/>
-          </w:rPr>
-          <w:t>2</w:t>
-        </w:r>
-      </w:fldSimple>
+      <w:r>
+        <w:fldChar w:fldCharType="begin"/>
+      </w:r>
+      <w:r>
+        <w:instrText xml:space="preserve"> SEQ Рисунок \* ARABIC </w:instrText>
+      </w:r>
+      <w:r>
+        <w:fldChar w:fldCharType="separate"/>
+      </w:r>
+      <w:r>
+        <w:rPr>
+          <w:noProof/>
+        </w:rPr>
+        <w:t>2</w:t>
+      </w:r>
+      <w:r>
+        <w:rPr>
+          <w:noProof/>
+        </w:rPr>
+        <w:fldChar w:fldCharType="end"/>
+      </w:r>
       <w:r>
         <w:rPr>
           <w:lang w:val="ru-RU"/>
@@ -1349,19 +1291,7 @@
         <w:rPr>
           <w:lang w:val="ru-RU"/>
         </w:rPr>
-        <w:t xml:space="preserve">Диаграмма </w:t>
-      </w:r>
-      <w:r>
-        <w:rPr>
-          <w:lang w:val="ru-RU"/>
-        </w:rPr>
-        <w:t>контейнеров</w:t>
-      </w:r>
-      <w:r>
-        <w:rPr>
-          <w:lang w:val="ru-RU"/>
-        </w:rPr>
-        <w:t xml:space="preserve"> работы с депозитными ставками в колл-центрах</w:t>
+        <w:t>Диаграмма контейнеров работы с депозитными ставками в колл-центрах</w:t>
       </w:r>
     </w:p>
     <w:p>
@@ -1387,75 +1317,19 @@
         <w:rPr>
           <w:lang w:val="ru-RU"/>
         </w:rPr>
-        <w:t xml:space="preserve"> позволяет передавать информацию о депозитах разным системам банка. Поэтому колл-центр подписывается на эту информацию и имеет возможность хранить у себя копию данных о депозитных ставках. Так же благодаря очереди сообщений предлагается реализовать новый микросервис, который будет брать сообщения из очереди депозитов и передавать изменения в </w:t>
-      </w:r>
-      <w:r>
-        <w:rPr>
-          <w:lang w:val="en-US"/>
-        </w:rPr>
-        <w:t>S</w:t>
-      </w:r>
-      <w:r>
-        <w:rPr>
-          <w:lang w:val="ru-RU"/>
-        </w:rPr>
-        <w:t>3-</w:t>
-      </w:r>
-      <w:r>
-        <w:rPr>
-          <w:lang w:val="ru-RU"/>
-        </w:rPr>
-        <w:t>хранилище.</w:t>
-      </w:r>
-    </w:p>
-    <w:p>
-      <w:pPr>
-        <w:spacing w:before="240" w:after="240"/>
-        <w:rPr>
-          <w:lang w:val="ru-RU"/>
-        </w:rPr>
-      </w:pPr>
-      <w:r>
-        <w:rPr>
-          <w:lang w:val="ru-RU"/>
-        </w:rPr>
-        <w:t xml:space="preserve">Протокол </w:t>
-      </w:r>
-      <w:r>
-        <w:rPr>
-          <w:lang w:val="en-US"/>
-        </w:rPr>
-        <w:t>S</w:t>
-      </w:r>
-      <w:r>
-        <w:rPr>
-          <w:lang w:val="ru-RU"/>
-        </w:rPr>
-        <w:t>3-</w:t>
-      </w:r>
-      <w:r>
-        <w:rPr>
-          <w:lang w:val="ru-RU"/>
-        </w:rPr>
-        <w:t xml:space="preserve">хранилище является популярным на данный момент, имеющим множество клиентов, поэтому для передачи файлов было выбрано </w:t>
-      </w:r>
-      <w:r>
-        <w:rPr>
-          <w:lang w:val="en-US"/>
-        </w:rPr>
-        <w:t>S</w:t>
-      </w:r>
-      <w:r>
-        <w:rPr>
-          <w:lang w:val="ru-RU"/>
-        </w:rPr>
-        <w:t>3-</w:t>
-      </w:r>
-      <w:r>
-        <w:rPr>
-          <w:lang w:val="ru-RU"/>
-        </w:rPr>
-        <w:t>хранилище.</w:t>
+        <w:t xml:space="preserve"> позволяет передавать информацию о депозитах разным системам банка. Поэтому колл-центр подписывается на эту информацию и имеет возможность хранить у себя копию данных о депозитных ставках. Так же благодаря очереди сообщений предлагается реализовать новый микросервис, который будет брать сообщения из очереди депозитов и передавать изменения </w:t>
+      </w:r>
+      <w:r>
+        <w:rPr>
+          <w:lang w:val="ru-RU"/>
+        </w:rPr>
+        <w:t>на файловый сервер</w:t>
+      </w:r>
+      <w:r>
+        <w:rPr>
+          <w:lang w:val="ru-RU"/>
+        </w:rPr>
+        <w:t>.</w:t>
       </w:r>
     </w:p>
     <w:p>
@@ -1519,6 +1393,38 @@
       <w:pPr>
         <w:spacing w:before="240" w:after="240"/>
         <w:rPr>
+          <w:lang w:val="ru-RU"/>
+        </w:rPr>
+      </w:pPr>
+      <w:r>
+        <w:rPr>
+          <w:lang w:val="ru-RU"/>
+        </w:rPr>
+        <w:t xml:space="preserve">Так же в качестве альтернативы можно отказаться от файлового сервера в пользу </w:t>
+      </w:r>
+      <w:r>
+        <w:rPr>
+          <w:lang w:val="en-US"/>
+        </w:rPr>
+        <w:t>S</w:t>
+      </w:r>
+      <w:r>
+        <w:rPr>
+          <w:lang w:val="ru-RU"/>
+        </w:rPr>
+        <w:t>3-</w:t>
+      </w:r>
+      <w:r>
+        <w:rPr>
+          <w:lang w:val="ru-RU"/>
+        </w:rPr>
+        <w:t>хранилища.</w:t>
+      </w:r>
+    </w:p>
+    <w:p>
+      <w:pPr>
+        <w:spacing w:before="240" w:after="240"/>
+        <w:rPr>
           <w:b/>
           <w:color w:val="000000"/>
           <w:sz w:val="26"/>
@@ -1532,6 +1438,7 @@
           <w:sz w:val="26"/>
           <w:szCs w:val="26"/>
         </w:rPr>
+        <w:lastRenderedPageBreak/>
         <w:t>Недостатки, ограничения, риски</w:t>
       </w:r>
     </w:p>
@@ -1545,7 +1452,6 @@
         <w:rPr>
           <w:lang w:val="en-US"/>
         </w:rPr>
-        <w:lastRenderedPageBreak/>
         <w:t>Kafka</w:t>
       </w:r>
       <w:r>

--- a/Exc4/ADR.docx
+++ b/Exc4/ADR.docx
@@ -18,6 +18,7 @@
       </w:pPr>
       <w:bookmarkStart w:id="0" w:name="_b7urdng99y53" w:colFirst="0" w:colLast="0"/>
       <w:bookmarkEnd w:id="0"/>
+      <w:commentRangeStart w:id="1"/>
       <w:r>
         <w:rPr>
           <w:b/>
@@ -37,6 +38,14 @@
         </w:rPr>
         <w:t>Схема концептуальной архитектуры оптимизации работы с доступными депозитами для колл-центров</w:t>
       </w:r>
+      <w:commentRangeEnd w:id="1"/>
+      <w:r>
+        <w:rPr>
+          <w:rStyle w:val="CommentReference"/>
+          <w:color w:val="auto"/>
+        </w:rPr>
+        <w:commentReference w:id="1"/>
+      </w:r>
     </w:p>
     <w:p>
       <w:pPr>
@@ -51,8 +60,8 @@
           <w:szCs w:val="26"/>
         </w:rPr>
       </w:pPr>
-      <w:bookmarkStart w:id="1" w:name="_hjk0fkfyohdk" w:colFirst="0" w:colLast="0"/>
-      <w:bookmarkEnd w:id="1"/>
+      <w:bookmarkStart w:id="2" w:name="_hjk0fkfyohdk" w:colFirst="0" w:colLast="0"/>
+      <w:bookmarkEnd w:id="2"/>
       <w:r>
         <w:rPr>
           <w:b/>
@@ -96,8 +105,8 @@
           <w:szCs w:val="26"/>
         </w:rPr>
       </w:pPr>
-      <w:bookmarkStart w:id="2" w:name="_uanumrh8zrui" w:colFirst="0" w:colLast="0"/>
-      <w:bookmarkEnd w:id="2"/>
+      <w:bookmarkStart w:id="3" w:name="_uanumrh8zrui" w:colFirst="0" w:colLast="0"/>
+      <w:bookmarkEnd w:id="3"/>
       <w:r>
         <w:rPr>
           <w:b/>
@@ -142,8 +151,8 @@
           <w:lang w:val="ru-RU"/>
         </w:rPr>
       </w:pPr>
-      <w:bookmarkStart w:id="3" w:name="_3bfxc9a45514" w:colFirst="0" w:colLast="0"/>
-      <w:bookmarkEnd w:id="3"/>
+      <w:bookmarkStart w:id="4" w:name="_3bfxc9a45514" w:colFirst="0" w:colLast="0"/>
+      <w:bookmarkEnd w:id="4"/>
       <w:r>
         <w:rPr>
           <w:b/>
@@ -339,11 +348,19 @@
             </w:tcMar>
           </w:tcPr>
           <w:p>
+            <w:proofErr w:type="spellStart"/>
             <w:r>
               <w:rPr>
                 <w:b/>
               </w:rPr>
-              <w:t>Use Case</w:t>
+              <w:t>Use</w:t>
+            </w:r>
+            <w:proofErr w:type="spellEnd"/>
+            <w:r>
+              <w:rPr>
+                <w:b/>
+              </w:rPr>
+              <w:t xml:space="preserve"> Case</w:t>
             </w:r>
           </w:p>
         </w:tc>
@@ -698,6 +715,7 @@
                 <w:ilvl w:val="0"/>
                 <w:numId w:val="2"/>
               </w:numPr>
+              <w:shd w:val="clear" w:color="auto" w:fill="FDE9D9" w:themeFill="accent6" w:themeFillTint="33"/>
               <w:rPr>
                 <w:lang w:val="ru-RU"/>
               </w:rPr>
@@ -728,6 +746,7 @@
                 <w:ilvl w:val="0"/>
                 <w:numId w:val="2"/>
               </w:numPr>
+              <w:shd w:val="clear" w:color="auto" w:fill="FDE9D9" w:themeFill="accent6" w:themeFillTint="33"/>
               <w:rPr>
                 <w:lang w:val="ru-RU"/>
               </w:rPr>
@@ -767,8 +786,8 @@
           <w:szCs w:val="26"/>
         </w:rPr>
       </w:pPr>
-      <w:bookmarkStart w:id="4" w:name="_u8xz25hbrgql" w:colFirst="0" w:colLast="0"/>
-      <w:bookmarkEnd w:id="4"/>
+      <w:bookmarkStart w:id="5" w:name="_u8xz25hbrgql" w:colFirst="0" w:colLast="0"/>
+      <w:bookmarkEnd w:id="5"/>
       <w:r>
         <w:rPr>
           <w:b/>
@@ -1066,8 +1085,8 @@
           <w:szCs w:val="26"/>
         </w:rPr>
       </w:pPr>
-      <w:bookmarkStart w:id="5" w:name="_qmphm5d6rvi3" w:colFirst="0" w:colLast="0"/>
-      <w:bookmarkEnd w:id="5"/>
+      <w:bookmarkStart w:id="6" w:name="_qmphm5d6rvi3" w:colFirst="0" w:colLast="0"/>
+      <w:bookmarkEnd w:id="6"/>
       <w:r>
         <w:rPr>
           <w:b/>
@@ -1107,6 +1126,9 @@
         </w:rPr>
       </w:pPr>
       <w:r>
+        <w:rPr>
+          <w:noProof/>
+        </w:rPr>
         <w:drawing>
           <wp:inline distT="0" distB="0" distL="0" distR="0" wp14:anchorId="439DE043" wp14:editId="1AB1424F">
             <wp:extent cx="4648200" cy="2647950"/>
@@ -1123,7 +1145,7 @@
                     <pic:cNvPicPr/>
                   </pic:nvPicPr>
                   <pic:blipFill>
-                    <a:blip r:embed="rId5"/>
+                    <a:blip r:embed="rId9"/>
                     <a:stretch>
                       <a:fillRect/>
                     </a:stretch>
@@ -1147,6 +1169,7 @@
     <w:p>
       <w:pPr>
         <w:pStyle w:val="Caption"/>
+        <w:shd w:val="clear" w:color="auto" w:fill="FDE9D9" w:themeFill="accent6" w:themeFillTint="33"/>
         <w:jc w:val="center"/>
       </w:pPr>
       <w:r>
@@ -1161,27 +1184,14 @@
       <w:r>
         <w:t xml:space="preserve"> </w:t>
       </w:r>
-      <w:r>
-        <w:fldChar w:fldCharType="begin"/>
-      </w:r>
-      <w:r>
-        <w:instrText xml:space="preserve"> SEQ Рисунок \* ARABIC </w:instrText>
-      </w:r>
-      <w:r>
-        <w:fldChar w:fldCharType="separate"/>
-      </w:r>
-      <w:r>
-        <w:rPr>
-          <w:noProof/>
-        </w:rPr>
-        <w:t>1</w:t>
-      </w:r>
-      <w:r>
-        <w:rPr>
-          <w:noProof/>
-        </w:rPr>
-        <w:fldChar w:fldCharType="end"/>
-      </w:r>
+      <w:fldSimple w:instr=" SEQ Рисунок \* ARABIC ">
+        <w:r>
+          <w:rPr>
+            <w:noProof/>
+          </w:rPr>
+          <w:t>1</w:t>
+        </w:r>
+      </w:fldSimple>
       <w:r>
         <w:rPr>
           <w:lang w:val="ru-RU"/>
@@ -1202,6 +1212,9 @@
         <w:jc w:val="center"/>
       </w:pPr>
       <w:r>
+        <w:rPr>
+          <w:noProof/>
+        </w:rPr>
         <w:lastRenderedPageBreak/>
         <w:drawing>
           <wp:inline distT="0" distB="0" distL="0" distR="0" wp14:anchorId="0C18905E" wp14:editId="63A97E3B">
@@ -1219,7 +1232,7 @@
                     <pic:cNvPicPr/>
                   </pic:nvPicPr>
                   <pic:blipFill>
-                    <a:blip r:embed="rId6"/>
+                    <a:blip r:embed="rId10"/>
                     <a:stretch>
                       <a:fillRect/>
                     </a:stretch>
@@ -1243,6 +1256,7 @@
     <w:p>
       <w:pPr>
         <w:pStyle w:val="Caption"/>
+        <w:shd w:val="clear" w:color="auto" w:fill="FDE9D9" w:themeFill="accent6" w:themeFillTint="33"/>
         <w:jc w:val="center"/>
         <w:rPr>
           <w:lang w:val="ru-RU"/>
@@ -1260,27 +1274,14 @@
       <w:r>
         <w:t xml:space="preserve"> </w:t>
       </w:r>
-      <w:r>
-        <w:fldChar w:fldCharType="begin"/>
-      </w:r>
-      <w:r>
-        <w:instrText xml:space="preserve"> SEQ Рисунок \* ARABIC </w:instrText>
-      </w:r>
-      <w:r>
-        <w:fldChar w:fldCharType="separate"/>
-      </w:r>
-      <w:r>
-        <w:rPr>
-          <w:noProof/>
-        </w:rPr>
-        <w:t>2</w:t>
-      </w:r>
-      <w:r>
-        <w:rPr>
-          <w:noProof/>
-        </w:rPr>
-        <w:fldChar w:fldCharType="end"/>
-      </w:r>
+      <w:fldSimple w:instr=" SEQ Рисунок \* ARABIC ">
+        <w:r>
+          <w:rPr>
+            <w:noProof/>
+          </w:rPr>
+          <w:t>2</w:t>
+        </w:r>
+      </w:fldSimple>
       <w:r>
         <w:rPr>
           <w:lang w:val="ru-RU"/>
@@ -1317,16 +1318,25 @@
         <w:rPr>
           <w:lang w:val="ru-RU"/>
         </w:rPr>
-        <w:t xml:space="preserve"> позволяет передавать информацию о депозитах разным системам банка. Поэтому колл-центр подписывается на эту информацию и имеет возможность хранить у себя копию данных о депозитных ставках. Так же благодаря очереди сообщений предлагается реализовать новый микросервис, который будет брать сообщения из очереди депозитов и передавать изменения </w:t>
-      </w:r>
-      <w:r>
-        <w:rPr>
+        <w:t xml:space="preserve"> позволяет передавать информацию о депозитах разным системам банка. Поэтому колл-центр подписывается на эту информацию и имеет возможность хранить у себя копию данных о депозитных ставках. Так же благодаря очереди сообщений предлагается реализовать новый микросервис, который будет брать сообщения из очереди депозитов и передавать </w:t>
+      </w:r>
+      <w:r>
+        <w:rPr>
+          <w:shd w:val="clear" w:color="auto" w:fill="FDE9D9" w:themeFill="accent6" w:themeFillTint="33"/>
+          <w:lang w:val="ru-RU"/>
+        </w:rPr>
+        <w:t xml:space="preserve">изменения </w:t>
+      </w:r>
+      <w:r>
+        <w:rPr>
+          <w:shd w:val="clear" w:color="auto" w:fill="FDE9D9" w:themeFill="accent6" w:themeFillTint="33"/>
           <w:lang w:val="ru-RU"/>
         </w:rPr>
         <w:t>на файловый сервер</w:t>
       </w:r>
       <w:r>
         <w:rPr>
+          <w:shd w:val="clear" w:color="auto" w:fill="FDE9D9" w:themeFill="accent6" w:themeFillTint="33"/>
           <w:lang w:val="ru-RU"/>
         </w:rPr>
         <w:t>.</w:t>
@@ -1345,8 +1355,8 @@
           <w:szCs w:val="26"/>
         </w:rPr>
       </w:pPr>
-      <w:bookmarkStart w:id="6" w:name="_bjrr7veeh80c" w:colFirst="0" w:colLast="0"/>
-      <w:bookmarkEnd w:id="6"/>
+      <w:bookmarkStart w:id="7" w:name="_bjrr7veeh80c" w:colFirst="0" w:colLast="0"/>
+      <w:bookmarkEnd w:id="7"/>
       <w:r>
         <w:rPr>
           <w:b/>
@@ -1391,6 +1401,7 @@
     </w:p>
     <w:p>
       <w:pPr>
+        <w:shd w:val="clear" w:color="auto" w:fill="FDE9D9" w:themeFill="accent6" w:themeFillTint="33"/>
         <w:spacing w:before="240" w:after="240"/>
         <w:rPr>
           <w:lang w:val="ru-RU"/>
@@ -1483,6 +1494,38 @@
           <w:lang w:val="ru-RU"/>
         </w:rPr>
         <w:t>Так же распределенная природа архитектуры может вызывать задержки в обновлении информации о депозитных ставках.</w:t>
+      </w:r>
+    </w:p>
+    <w:p>
+      <w:pPr>
+        <w:shd w:val="clear" w:color="auto" w:fill="FDE9D9" w:themeFill="accent6" w:themeFillTint="33"/>
+        <w:rPr>
+          <w:lang w:val="ru-RU"/>
+        </w:rPr>
+      </w:pPr>
+      <w:r>
+        <w:rPr>
+          <w:lang w:val="ru-RU"/>
+        </w:rPr>
+        <w:t xml:space="preserve">Появляется дополнительный компонент в виде файлового сервера </w:t>
+      </w:r>
+      <w:r>
+        <w:rPr>
+          <w:lang w:val="en-US"/>
+        </w:rPr>
+        <w:t>SFTP</w:t>
+      </w:r>
+      <w:r>
+        <w:rPr>
+          <w:lang w:val="ru-RU"/>
+        </w:rPr>
+        <w:t xml:space="preserve">, </w:t>
+      </w:r>
+      <w:r>
+        <w:rPr>
+          <w:lang w:val="ru-RU"/>
+        </w:rPr>
+        <w:t>которые может стать точкой отказа.</w:t>
       </w:r>
     </w:p>
     <w:sectPr>
@@ -1493,6 +1536,70 @@
     </w:sectPr>
   </w:body>
 </w:document>
+</file>
+
+<file path=word/comments.xml><?xml version="1.0" encoding="utf-8"?>
+<w:comments xmlns:wpc="http://schemas.microsoft.com/office/word/2010/wordprocessingCanvas" xmlns:cx="http://schemas.microsoft.com/office/drawing/2014/chartex" xmlns:cx1="http://schemas.microsoft.com/office/drawing/2015/9/8/chartex" xmlns:cx2="http://schemas.microsoft.com/office/drawing/2015/10/21/chartex" xmlns:cx3="http://schemas.microsoft.com/office/drawing/2016/5/9/chartex" xmlns:cx4="http://schemas.microsoft.com/office/drawing/2016/5/10/chartex" xmlns:cx5="http://schemas.microsoft.com/office/drawing/2016/5/11/chartex" xmlns:cx6="http://schemas.microsoft.com/office/drawing/2016/5/12/chartex" xmlns:cx7="http://schemas.microsoft.com/office/drawing/2016/5/13/chartex" xmlns:cx8="http://schemas.microsoft.com/office/drawing/2016/5/14/chartex" xmlns:mc="http://schemas.openxmlformats.org/markup-compatibility/2006" xmlns:aink="http://schemas.microsoft.com/office/drawing/2016/ink" xmlns:am3d="http://schemas.microsoft.com/office/drawing/2017/model3d" xmlns:o="urn:schemas-microsoft-com:office:office" xmlns:r="http://schemas.openxmlformats.org/officeDocument/2006/relationships" xmlns:m="http://schemas.openxmlformats.org/officeDocument/2006/math" xmlns:v="urn:schemas-microsoft-com:vml" xmlns:wp14="http://schemas.microsoft.com/office/word/2010/wordprocessingDrawing" xmlns:wp="http://schemas.openxmlformats.org/drawingml/2006/wordprocessingDrawing" xmlns:w10="urn:schemas-microsoft-com:office:word" xmlns:w="http://schemas.openxmlformats.org/wordprocessingml/2006/main" xmlns:w14="http://schemas.microsoft.com/office/word/2010/wordml" xmlns:w15="http://schemas.microsoft.com/office/word/2012/wordml" xmlns:w16cex="http://schemas.microsoft.com/office/word/2018/wordml/cex" xmlns:w16cid="http://schemas.microsoft.com/office/word/2016/wordml/cid" xmlns:w16="http://schemas.microsoft.com/office/word/2018/wordml" xmlns:w16sdtdh="http://schemas.microsoft.com/office/word/2020/wordml/sdtdatahash" xmlns:w16se="http://schemas.microsoft.com/office/word/2015/wordml/symex" xmlns:wpg="http://schemas.microsoft.com/office/word/2010/wordprocessingGroup" xmlns:wpi="http://schemas.microsoft.com/office/word/2010/wordprocessingInk" xmlns:wne="http://schemas.microsoft.com/office/word/2006/wordml" xmlns:wps="http://schemas.microsoft.com/office/word/2010/wordprocessingShape" mc:Ignorable="w14 w15 w16se w16cid w16 w16cex w16sdtdh wp14">
+  <w:comment w:id="1" w:author="Profatilov Aleksey" w:date="2025-01-29T12:30:00Z" w:initials="PA">
+    <w:p>
+      <w:pPr>
+        <w:pStyle w:val="CommentText"/>
+        <w:rPr>
+          <w:lang w:val="ru-RU"/>
+        </w:rPr>
+      </w:pPr>
+      <w:r>
+        <w:rPr>
+          <w:rStyle w:val="CommentReference"/>
+        </w:rPr>
+        <w:annotationRef/>
+      </w:r>
+      <w:r>
+        <w:rPr>
+          <w:rStyle w:val="CommentReference"/>
+        </w:rPr>
+        <w:annotationRef/>
+      </w:r>
+      <w:r>
+        <w:rPr>
+          <w:lang w:val="ru-RU"/>
+        </w:rPr>
+        <w:t xml:space="preserve">Примечание! Изменения в документе выделены </w:t>
+      </w:r>
+      <w:r>
+        <w:rPr>
+          <w:shd w:val="clear" w:color="auto" w:fill="FDE9D9" w:themeFill="accent6" w:themeFillTint="33"/>
+          <w:lang w:val="ru-RU"/>
+        </w:rPr>
+        <w:t>персиковым цветом</w:t>
+      </w:r>
+      <w:r>
+        <w:rPr>
+          <w:lang w:val="ru-RU"/>
+        </w:rPr>
+        <w:t>.</w:t>
+      </w:r>
+    </w:p>
+  </w:comment>
+</w:comments>
+</file>
+
+<file path=word/commentsExtended.xml><?xml version="1.0" encoding="utf-8"?>
+<w15:commentsEx xmlns:wpc="http://schemas.microsoft.com/office/word/2010/wordprocessingCanvas" xmlns:cx="http://schemas.microsoft.com/office/drawing/2014/chartex" xmlns:cx1="http://schemas.microsoft.com/office/drawing/2015/9/8/chartex" xmlns:cx2="http://schemas.microsoft.com/office/drawing/2015/10/21/chartex" xmlns:cx3="http://schemas.microsoft.com/office/drawing/2016/5/9/chartex" xmlns:cx4="http://schemas.microsoft.com/office/drawing/2016/5/10/chartex" xmlns:cx5="http://schemas.microsoft.com/office/drawing/2016/5/11/chartex" xmlns:cx6="http://schemas.microsoft.com/office/drawing/2016/5/12/chartex" xmlns:cx7="http://schemas.microsoft.com/office/drawing/2016/5/13/chartex" xmlns:cx8="http://schemas.microsoft.com/office/drawing/2016/5/14/chartex" xmlns:mc="http://schemas.openxmlformats.org/markup-compatibility/2006" xmlns:aink="http://schemas.microsoft.com/office/drawing/2016/ink" xmlns:am3d="http://schemas.microsoft.com/office/drawing/2017/model3d" xmlns:o="urn:schemas-microsoft-com:office:office" xmlns:r="http://schemas.openxmlformats.org/officeDocument/2006/relationships" xmlns:m="http://schemas.openxmlformats.org/officeDocument/2006/math" xmlns:v="urn:schemas-microsoft-com:vml" xmlns:wp14="http://schemas.microsoft.com/office/word/2010/wordprocessingDrawing" xmlns:wp="http://schemas.openxmlformats.org/drawingml/2006/wordprocessingDrawing" xmlns:w10="urn:schemas-microsoft-com:office:word" xmlns:w="http://schemas.openxmlformats.org/wordprocessingml/2006/main" xmlns:w14="http://schemas.microsoft.com/office/word/2010/wordml" xmlns:w15="http://schemas.microsoft.com/office/word/2012/wordml" xmlns:w16cex="http://schemas.microsoft.com/office/word/2018/wordml/cex" xmlns:w16cid="http://schemas.microsoft.com/office/word/2016/wordml/cid" xmlns:w16="http://schemas.microsoft.com/office/word/2018/wordml" xmlns:w16sdtdh="http://schemas.microsoft.com/office/word/2020/wordml/sdtdatahash" xmlns:w16se="http://schemas.microsoft.com/office/word/2015/wordml/symex" xmlns:wpg="http://schemas.microsoft.com/office/word/2010/wordprocessingGroup" xmlns:wpi="http://schemas.microsoft.com/office/word/2010/wordprocessingInk" xmlns:wne="http://schemas.microsoft.com/office/word/2006/wordml" xmlns:wps="http://schemas.microsoft.com/office/word/2010/wordprocessingShape" mc:Ignorable="w14 w15 w16se w16cid w16 w16cex w16sdtdh wp14">
+  <w15:commentEx w15:paraId="061ED37E" w15:done="0"/>
+</w15:commentsEx>
+</file>
+
+<file path=word/commentsExtensible.xml><?xml version="1.0" encoding="utf-8"?>
+<w16cex:commentsExtensible xmlns:wpc="http://schemas.microsoft.com/office/word/2010/wordprocessingCanvas" xmlns:cx="http://schemas.microsoft.com/office/drawing/2014/chartex" xmlns:cx1="http://schemas.microsoft.com/office/drawing/2015/9/8/chartex" xmlns:cx2="http://schemas.microsoft.com/office/drawing/2015/10/21/chartex" xmlns:cx3="http://schemas.microsoft.com/office/drawing/2016/5/9/chartex" xmlns:cx4="http://schemas.microsoft.com/office/drawing/2016/5/10/chartex" xmlns:cx5="http://schemas.microsoft.com/office/drawing/2016/5/11/chartex" xmlns:cx6="http://schemas.microsoft.com/office/drawing/2016/5/12/chartex" xmlns:cx7="http://schemas.microsoft.com/office/drawing/2016/5/13/chartex" xmlns:cx8="http://schemas.microsoft.com/office/drawing/2016/5/14/chartex" xmlns:mc="http://schemas.openxmlformats.org/markup-compatibility/2006" xmlns:aink="http://schemas.microsoft.com/office/drawing/2016/ink" xmlns:am3d="http://schemas.microsoft.com/office/drawing/2017/model3d" xmlns:o="urn:schemas-microsoft-com:office:office" xmlns:r="http://schemas.openxmlformats.org/officeDocument/2006/relationships" xmlns:m="http://schemas.openxmlformats.org/officeDocument/2006/math" xmlns:v="urn:schemas-microsoft-com:vml" xmlns:wp14="http://schemas.microsoft.com/office/word/2010/wordprocessingDrawing" xmlns:wp="http://schemas.openxmlformats.org/drawingml/2006/wordprocessingDrawing" xmlns:w10="urn:schemas-microsoft-com:office:word" xmlns:w="http://schemas.openxmlformats.org/wordprocessingml/2006/main" xmlns:w14="http://schemas.microsoft.com/office/word/2010/wordml" xmlns:w15="http://schemas.microsoft.com/office/word/2012/wordml" xmlns:w16cex="http://schemas.microsoft.com/office/word/2018/wordml/cex" xmlns:w16cid="http://schemas.microsoft.com/office/word/2016/wordml/cid" xmlns:w16="http://schemas.microsoft.com/office/word/2018/wordml" xmlns:w16sdtdh="http://schemas.microsoft.com/office/word/2020/wordml/sdtdatahash" xmlns:w16se="http://schemas.microsoft.com/office/word/2015/wordml/symex" xmlns:wpg="http://schemas.microsoft.com/office/word/2010/wordprocessingGroup" xmlns:wpi="http://schemas.microsoft.com/office/word/2010/wordprocessingInk" xmlns:wne="http://schemas.microsoft.com/office/word/2006/wordml" xmlns:wps="http://schemas.microsoft.com/office/word/2010/wordprocessingShape" mc:Ignorable="w14 w15 w16se w16cid w16 w16cex w16sdtdh wp14">
+  <w16cex:commentExtensible w16cex:durableId="2B449DEB" w16cex:dateUtc="2025-01-29T09:30:00Z"/>
+</w16cex:commentsExtensible>
+</file>
+
+<file path=word/commentsIds.xml><?xml version="1.0" encoding="utf-8"?>
+<w16cid:commentsIds xmlns:wpc="http://schemas.microsoft.com/office/word/2010/wordprocessingCanvas" xmlns:cx="http://schemas.microsoft.com/office/drawing/2014/chartex" xmlns:cx1="http://schemas.microsoft.com/office/drawing/2015/9/8/chartex" xmlns:cx2="http://schemas.microsoft.com/office/drawing/2015/10/21/chartex" xmlns:cx3="http://schemas.microsoft.com/office/drawing/2016/5/9/chartex" xmlns:cx4="http://schemas.microsoft.com/office/drawing/2016/5/10/chartex" xmlns:cx5="http://schemas.microsoft.com/office/drawing/2016/5/11/chartex" xmlns:cx6="http://schemas.microsoft.com/office/drawing/2016/5/12/chartex" xmlns:cx7="http://schemas.microsoft.com/office/drawing/2016/5/13/chartex" xmlns:cx8="http://schemas.microsoft.com/office/drawing/2016/5/14/chartex" xmlns:mc="http://schemas.openxmlformats.org/markup-compatibility/2006" xmlns:aink="http://schemas.microsoft.com/office/drawing/2016/ink" xmlns:am3d="http://schemas.microsoft.com/office/drawing/2017/model3d" xmlns:o="urn:schemas-microsoft-com:office:office" xmlns:r="http://schemas.openxmlformats.org/officeDocument/2006/relationships" xmlns:m="http://schemas.openxmlformats.org/officeDocument/2006/math" xmlns:v="urn:schemas-microsoft-com:vml" xmlns:wp14="http://schemas.microsoft.com/office/word/2010/wordprocessingDrawing" xmlns:wp="http://schemas.openxmlformats.org/drawingml/2006/wordprocessingDrawing" xmlns:w10="urn:schemas-microsoft-com:office:word" xmlns:w="http://schemas.openxmlformats.org/wordprocessingml/2006/main" xmlns:w14="http://schemas.microsoft.com/office/word/2010/wordml" xmlns:w15="http://schemas.microsoft.com/office/word/2012/wordml" xmlns:w16cex="http://schemas.microsoft.com/office/word/2018/wordml/cex" xmlns:w16cid="http://schemas.microsoft.com/office/word/2016/wordml/cid" xmlns:w16="http://schemas.microsoft.com/office/word/2018/wordml" xmlns:w16sdtdh="http://schemas.microsoft.com/office/word/2020/wordml/sdtdatahash" xmlns:w16se="http://schemas.microsoft.com/office/word/2015/wordml/symex" xmlns:wpg="http://schemas.microsoft.com/office/word/2010/wordprocessingGroup" xmlns:wpi="http://schemas.microsoft.com/office/word/2010/wordprocessingInk" xmlns:wne="http://schemas.microsoft.com/office/word/2006/wordml" xmlns:wps="http://schemas.microsoft.com/office/word/2010/wordprocessingShape" mc:Ignorable="w14 w15 w16se w16cid w16 w16cex w16sdtdh wp14">
+  <w16cid:commentId w16cid:paraId="061ED37E" w16cid:durableId="2B449DEB"/>
+</w16cid:commentsIds>
 </file>
 
 <file path=word/numbering.xml><?xml version="1.0" encoding="utf-8"?>
@@ -1682,6 +1789,14 @@
     <w:abstractNumId w:val="0"/>
   </w:num>
 </w:numbering>
+</file>
+
+<file path=word/people.xml><?xml version="1.0" encoding="utf-8"?>
+<w15:people xmlns:wpc="http://schemas.microsoft.com/office/word/2010/wordprocessingCanvas" xmlns:cx="http://schemas.microsoft.com/office/drawing/2014/chartex" xmlns:cx1="http://schemas.microsoft.com/office/drawing/2015/9/8/chartex" xmlns:cx2="http://schemas.microsoft.com/office/drawing/2015/10/21/chartex" xmlns:cx3="http://schemas.microsoft.com/office/drawing/2016/5/9/chartex" xmlns:cx4="http://schemas.microsoft.com/office/drawing/2016/5/10/chartex" xmlns:cx5="http://schemas.microsoft.com/office/drawing/2016/5/11/chartex" xmlns:cx6="http://schemas.microsoft.com/office/drawing/2016/5/12/chartex" xmlns:cx7="http://schemas.microsoft.com/office/drawing/2016/5/13/chartex" xmlns:cx8="http://schemas.microsoft.com/office/drawing/2016/5/14/chartex" xmlns:mc="http://schemas.openxmlformats.org/markup-compatibility/2006" xmlns:aink="http://schemas.microsoft.com/office/drawing/2016/ink" xmlns:am3d="http://schemas.microsoft.com/office/drawing/2017/model3d" xmlns:o="urn:schemas-microsoft-com:office:office" xmlns:r="http://schemas.openxmlformats.org/officeDocument/2006/relationships" xmlns:m="http://schemas.openxmlformats.org/officeDocument/2006/math" xmlns:v="urn:schemas-microsoft-com:vml" xmlns:wp14="http://schemas.microsoft.com/office/word/2010/wordprocessingDrawing" xmlns:wp="http://schemas.openxmlformats.org/drawingml/2006/wordprocessingDrawing" xmlns:w10="urn:schemas-microsoft-com:office:word" xmlns:w="http://schemas.openxmlformats.org/wordprocessingml/2006/main" xmlns:w14="http://schemas.microsoft.com/office/word/2010/wordml" xmlns:w15="http://schemas.microsoft.com/office/word/2012/wordml" xmlns:w16cex="http://schemas.microsoft.com/office/word/2018/wordml/cex" xmlns:w16cid="http://schemas.microsoft.com/office/word/2016/wordml/cid" xmlns:w16="http://schemas.microsoft.com/office/word/2018/wordml" xmlns:w16sdtdh="http://schemas.microsoft.com/office/word/2020/wordml/sdtdatahash" xmlns:w16se="http://schemas.microsoft.com/office/word/2015/wordml/symex" xmlns:wpg="http://schemas.microsoft.com/office/word/2010/wordprocessingGroup" xmlns:wpi="http://schemas.microsoft.com/office/word/2010/wordprocessingInk" xmlns:wne="http://schemas.microsoft.com/office/word/2006/wordml" xmlns:wps="http://schemas.microsoft.com/office/word/2010/wordprocessingShape" mc:Ignorable="w14 w15 w16se w16cid w16 w16cex w16sdtdh wp14">
+  <w15:person w15:author="Profatilov Aleksey">
+    <w15:presenceInfo w15:providerId="Windows Live" w15:userId="e709ec1e4d2357a0"/>
+  </w15:person>
+</w15:people>
 </file>
 
 <file path=word/styles.xml><?xml version="1.0" encoding="utf-8"?>
@@ -2310,6 +2425,74 @@
       <w:szCs w:val="18"/>
     </w:rPr>
   </w:style>
+  <w:style w:type="character" w:styleId="CommentReference">
+    <w:name w:val="annotation reference"/>
+    <w:basedOn w:val="DefaultParagraphFont"/>
+    <w:uiPriority w:val="99"/>
+    <w:semiHidden/>
+    <w:unhideWhenUsed/>
+    <w:rsid w:val="0033316B"/>
+    <w:rPr>
+      <w:sz w:val="16"/>
+      <w:szCs w:val="16"/>
+    </w:rPr>
+  </w:style>
+  <w:style w:type="paragraph" w:styleId="CommentText">
+    <w:name w:val="annotation text"/>
+    <w:basedOn w:val="Normal"/>
+    <w:link w:val="CommentTextChar"/>
+    <w:uiPriority w:val="99"/>
+    <w:semiHidden/>
+    <w:unhideWhenUsed/>
+    <w:rsid w:val="0033316B"/>
+    <w:pPr>
+      <w:spacing w:line="240" w:lineRule="auto"/>
+    </w:pPr>
+    <w:rPr>
+      <w:sz w:val="20"/>
+      <w:szCs w:val="20"/>
+    </w:rPr>
+  </w:style>
+  <w:style w:type="character" w:customStyle="1" w:styleId="CommentTextChar">
+    <w:name w:val="Comment Text Char"/>
+    <w:basedOn w:val="DefaultParagraphFont"/>
+    <w:link w:val="CommentText"/>
+    <w:uiPriority w:val="99"/>
+    <w:semiHidden/>
+    <w:rsid w:val="0033316B"/>
+    <w:rPr>
+      <w:sz w:val="20"/>
+      <w:szCs w:val="20"/>
+    </w:rPr>
+  </w:style>
+  <w:style w:type="paragraph" w:styleId="CommentSubject">
+    <w:name w:val="annotation subject"/>
+    <w:basedOn w:val="CommentText"/>
+    <w:next w:val="CommentText"/>
+    <w:link w:val="CommentSubjectChar"/>
+    <w:uiPriority w:val="99"/>
+    <w:semiHidden/>
+    <w:unhideWhenUsed/>
+    <w:rsid w:val="0033316B"/>
+    <w:rPr>
+      <w:b/>
+      <w:bCs/>
+    </w:rPr>
+  </w:style>
+  <w:style w:type="character" w:customStyle="1" w:styleId="CommentSubjectChar">
+    <w:name w:val="Comment Subject Char"/>
+    <w:basedOn w:val="CommentTextChar"/>
+    <w:link w:val="CommentSubject"/>
+    <w:uiPriority w:val="99"/>
+    <w:semiHidden/>
+    <w:rsid w:val="0033316B"/>
+    <w:rPr>
+      <w:b/>
+      <w:bCs/>
+      <w:sz w:val="20"/>
+      <w:szCs w:val="20"/>
+    </w:rPr>
+  </w:style>
 </w:styles>
 </file>
 
